--- a/.ai-workflow/work/tasks/현장방문대비/30 관리 산출물/개발/md2docx/JSA-PF-CF-007_문서 위키 구조(목차).docx
+++ b/.ai-workflow/work/tasks/현장방문대비/30 관리 산출물/개발/md2docx/JSA-PF-CF-007_문서 위키 구조(목차).docx
@@ -2,7 +2,6 @@
 <file path=word/document.xml><?xml version="1.0" encoding="utf-8"?>
 <w:document xmlns:w="http://schemas.openxmlformats.org/wordprocessingml/2006/main" xmlns:m="http://schemas.openxmlformats.org/officeDocument/2006/math" xmlns:r="http://schemas.openxmlformats.org/officeDocument/2006/relationships" xmlns:o="urn:schemas-microsoft-com:office:office" xmlns:v="urn:schemas-microsoft-com:vml" xmlns:w10="urn:schemas-microsoft-com:office:word" xmlns:a="http://schemas.openxmlformats.org/drawingml/2006/main" xmlns:pic="http://schemas.openxmlformats.org/drawingml/2006/picture" xmlns:wp="http://schemas.openxmlformats.org/drawingml/2006/wordprocessingDrawing">
   <w:body>
-    <w:bookmarkStart w:id="17" w:name="문서-위키-구조목차"/>
     <w:p>
       <w:pPr>
         <w:pStyle w:val="Heading1"/>
@@ -199,7 +198,6 @@
         </w:tc>
       </w:tr>
     </w:tbl>
-    <w:bookmarkStart w:id="9" w:name="제개정-이력"/>
     <w:p>
       <w:pPr>
         <w:pStyle w:val="Heading2"/>
@@ -339,8 +337,6 @@
         </w:tc>
       </w:tr>
     </w:tbl>
-    <w:bookmarkEnd w:id="9"/>
-    <w:bookmarkStart w:id="10" w:name="Xe15ac646b19d5094b808c4b6dbd2fe8eeee3718"/>
     <w:p>
       <w:pPr>
         <w:pStyle w:val="Heading2"/>
@@ -728,8 +724,6 @@
         </w:tc>
       </w:tr>
     </w:tbl>
-    <w:bookmarkEnd w:id="10"/>
-    <w:bookmarkStart w:id="11" w:name="Xc03d96053d0a1127627f850c59eec6df5efc1de"/>
     <w:p>
       <w:pPr>
         <w:pStyle w:val="Heading2"/>
@@ -1068,8 +1062,6 @@
         <w:t xml:space="preserve">에 남긴다.</w:t>
       </w:r>
     </w:p>
-    <w:bookmarkEnd w:id="11"/>
-    <w:bookmarkStart w:id="12" w:name="X5467dfe49ac573b445823b8f2812d11de793052"/>
     <w:p>
       <w:pPr>
         <w:pStyle w:val="Heading2"/>
@@ -1715,8 +1707,6 @@
         </w:tc>
       </w:tr>
     </w:tbl>
-    <w:bookmarkEnd w:id="12"/>
-    <w:bookmarkStart w:id="13" w:name="X54968f44a3987635c85a49e8037e1b70b167527"/>
     <w:p>
       <w:pPr>
         <w:pStyle w:val="Heading2"/>
@@ -1941,8 +1931,6 @@
         <w:t xml:space="preserve">사실이 바뀌면 문서를 고치고, 근거가 없는 항목은 지어내지 않고 "확인 필요"로 표시한다.</w:t>
       </w:r>
     </w:p>
-    <w:bookmarkEnd w:id="13"/>
-    <w:bookmarkStart w:id="14" w:name="X040c320c57959af7fe18c0c797b68c5020e7dcc"/>
     <w:p>
       <w:pPr>
         <w:pStyle w:val="Heading2"/>
@@ -2212,8 +2200,6 @@
         </w:tc>
       </w:tr>
     </w:tbl>
-    <w:bookmarkEnd w:id="14"/>
-    <w:bookmarkStart w:id="15" w:name="X717f20c2a6824213191b3e0ef9752894ba581bd"/>
     <w:p>
       <w:pPr>
         <w:pStyle w:val="Heading2"/>
@@ -3039,8 +3025,6 @@
         </w:tc>
       </w:tr>
     </w:tbl>
-    <w:bookmarkEnd w:id="15"/>
-    <w:bookmarkStart w:id="16" w:name="X95e32578125f68242e87c4cfdcf0ca33e32fe41"/>
     <w:p>
       <w:pPr>
         <w:pStyle w:val="Heading2"/>
@@ -3157,8 +3141,6 @@
         <w:t xml:space="preserve">(dev0 저장소)</w:t>
       </w:r>
     </w:p>
-    <w:bookmarkEnd w:id="16"/>
-    <w:bookmarkEnd w:id="17"/>
     <w:sectPr>
       <w:footnotePr>
         <w:numRestart w:val="eachSect"/>

--- a/.ai-workflow/work/tasks/현장방문대비/30 관리 산출물/개발/md2docx/JSA-PF-CF-007_문서 위키 구조(목차).docx
+++ b/.ai-workflow/work/tasks/현장방문대비/30 관리 산출물/개발/md2docx/JSA-PF-CF-007_문서 위키 구조(목차).docx
@@ -175,24 +175,42 @@
               <w:pStyle w:val="Compact"/>
             </w:pPr>
             <w:r>
-              <w:t xml:space="preserve">작성자 / 승인자</w:t>
-            </w:r>
-          </w:p>
-        </w:tc>
-        <w:tc>
-          <w:tcPr/>
-          <w:p>
-            <w:pPr>
-              <w:pStyle w:val="Compact"/>
-            </w:pPr>
-            <w:r>
-              <w:t xml:space="preserve">개발팀 /</w:t>
-            </w:r>
-            <w:r>
-              <w:t xml:space="preserve"> </w:t>
-            </w:r>
-            <w:r>
-              <w:t xml:space="preserve">확인 필요</w:t>
+              <w:t xml:space="preserve">작성자</w:t>
+            </w:r>
+          </w:p>
+        </w:tc>
+        <w:tc>
+          <w:tcPr/>
+          <w:p>
+            <w:pPr>
+              <w:pStyle w:val="Compact"/>
+            </w:pPr>
+            <w:r>
+              <w:t xml:space="preserve">박가람</w:t>
+            </w:r>
+          </w:p>
+        </w:tc>
+      </w:tr>
+      <w:tr>
+        <w:tc>
+          <w:tcPr/>
+          <w:p>
+            <w:pPr>
+              <w:pStyle w:val="Compact"/>
+            </w:pPr>
+            <w:r>
+              <w:t xml:space="preserve">승인자</w:t>
+            </w:r>
+          </w:p>
+        </w:tc>
+        <w:tc>
+          <w:tcPr/>
+          <w:p>
+            <w:pPr>
+              <w:pStyle w:val="Compact"/>
+            </w:pPr>
+            <w:r>
+              <w:t xml:space="preserve">-</w:t>
             </w:r>
           </w:p>
         </w:tc>
@@ -320,18 +338,18 @@
               <w:pStyle w:val="Compact"/>
             </w:pPr>
             <w:r>
-              <w:t xml:space="preserve">개발팀</w:t>
-            </w:r>
-          </w:p>
-        </w:tc>
-        <w:tc>
-          <w:tcPr/>
-          <w:p>
-            <w:pPr>
-              <w:pStyle w:val="Compact"/>
-            </w:pPr>
-            <w:r>
-              <w:t xml:space="preserve">확인 필요</w:t>
+              <w:t xml:space="preserve">박가람</w:t>
+            </w:r>
+          </w:p>
+        </w:tc>
+        <w:tc>
+          <w:tcPr/>
+          <w:p>
+            <w:pPr>
+              <w:pStyle w:val="Compact"/>
+            </w:pPr>
+            <w:r>
+              <w:t xml:space="preserve">-</w:t>
             </w:r>
           </w:p>
         </w:tc>
@@ -424,45 +442,6 @@
       </w:r>
       <w:r>
         <w:t xml:space="preserve">에 같이 있다.</w:t>
-      </w:r>
-      <w:r>
-        <w:t xml:space="preserve"> </w:t>
-      </w:r>
-      <w:r>
-        <w:rPr>
-          <w:rStyle w:val="VerbatimChar"/>
-        </w:rPr>
-        <w:t xml:space="preserve">CSAP/</w:t>
-      </w:r>
-      <w:r>
-        <w:t xml:space="preserve"> </w:t>
-      </w:r>
-      <w:r>
-        <w:t xml:space="preserve">를</w:t>
-      </w:r>
-      <w:r>
-        <w:t xml:space="preserve"> </w:t>
-      </w:r>
-      <w:r>
-        <w:rPr>
-          <w:rStyle w:val="VerbatimChar"/>
-        </w:rPr>
-        <w:t xml:space="preserve">산출물/</w:t>
-      </w:r>
-      <w:r>
-        <w:t xml:space="preserve"> </w:t>
-      </w:r>
-      <w:r>
-        <w:t xml:space="preserve">밖으로 옮길지는</w:t>
-      </w:r>
-      <w:r>
-        <w:t xml:space="preserve"> </w:t>
-      </w:r>
-      <w:r>
-        <w:t xml:space="preserve">확인 필요</w:t>
-      </w:r>
-      <w:r>
-        <w:t xml:space="preserve">.</w:t>
       </w:r>
     </w:p>
     <w:p>
@@ -805,7 +784,7 @@
         <w:rPr>
           <w:rStyle w:val="VerbatimChar"/>
         </w:rPr>
-        <w:t xml:space="preserve">├── planning/                 마일스톤(M0xx)·작업(T0xx)·WBS 스냅샷·아카이브(작성 규칙은 `.ai-workflow/docs/planning-guide.md`)</w:t>
+        <w:t xml:space="preserve">├── planning/                 마일스톤·작업·WBS 스냅샷·아카이브(작성 규칙은 `.ai-workflow/docs/planning-guide.md`)</w:t>
       </w:r>
       <w:r>
         <w:br/>
@@ -823,7 +802,7 @@
         <w:rPr>
           <w:rStyle w:val="VerbatimChar"/>
         </w:rPr>
-        <w:t xml:space="preserve">├── scripts/                  smoke·CI 스크립트(사용법은 `docs/TESTING.md`, `README.md` 는 `smoke-auth.sh` 만 설명)</w:t>
+        <w:t xml:space="preserve">├── scripts/                  smoke·CI 스크립트(사용법은 `docs/TESTING.md`)</w:t>
       </w:r>
       <w:r>
         <w:br/>
@@ -904,7 +883,7 @@
         <w:rPr>
           <w:rStyle w:val="VerbatimChar"/>
         </w:rPr>
-        <w:t xml:space="preserve">    │   └── 산출물/           WBS 제출 산출물(서버 및 인프라 아키텍처 설계서, M011 CSAP 문서 4종 — 4종은 미착수)</w:t>
+        <w:t xml:space="preserve">    │   └── 산출물/           WBS 제출 산출물(서버 및 인프라 아키텍처 설계서, CSAP 문서 4종)</w:t>
       </w:r>
       <w:r>
         <w:br/>
@@ -913,7 +892,7 @@
         <w:rPr>
           <w:rStyle w:val="VerbatimChar"/>
         </w:rPr>
-        <w:t xml:space="preserve">    │       └── CSAP/         제출 문서가 아니라 CSAP 작성 자료(KISA 해설서 원본·하등급 SaaS 정리본 각 30건, 작성 양식 188건). `산출물/README.md` 의 폴더 구조에는 없음</w:t>
+        <w:t xml:space="preserve">    │       └── CSAP/         제출 문서가 아니라 CSAP 작성 자료(KISA 해설서 원본·하등급 SaaS 정리본 각 30건, 작성 양식 188건)</w:t>
       </w:r>
       <w:r>
         <w:br/>
@@ -922,7 +901,7 @@
         <w:rPr>
           <w:rStyle w:val="VerbatimChar"/>
         </w:rPr>
-        <w:t xml:space="preserve">    ├── CSAP/                 CSAP 양식 작성 TODO와 작성 팁</w:t>
+        <w:t xml:space="preserve">    ├── CSAP/                 CSAP 양식 작성 목록과 작성 팁</w:t>
       </w:r>
       <w:r>
         <w:br/>
@@ -1188,7 +1167,7 @@
               <w:pStyle w:val="Compact"/>
             </w:pPr>
             <w:r>
-              <w:t xml:space="preserve">마일스톤 M010·M011·M012, 작업 현황판, WBS 스냅샷, 주간·월간·중간보고</w:t>
+              <w:t xml:space="preserve">마일스톤, 작업 현황판, WBS 스냅샷, 주간·월간·중간보고</w:t>
             </w:r>
           </w:p>
         </w:tc>
@@ -1249,22 +1228,7 @@
               <w:pStyle w:val="Compact"/>
             </w:pPr>
             <w:r>
-              <w:t xml:space="preserve">서버 및 인프라 아키텍처 설계서(v0.8), ADR 25건(승인 23·수용 1·검토 중 초안 1, 초안은 번호 발급 전이라</w:t>
-            </w:r>
-            <w:r>
-              <w:t xml:space="preserve"> </w:t>
-            </w:r>
-            <w:r>
-              <w:rPr>
-                <w:rStyle w:val="VerbatimChar"/>
-              </w:rPr>
-              <w:t xml:space="preserve">ADRs/tmp/</w:t>
-            </w:r>
-            <w:r>
-              <w:t xml:space="preserve"> </w:t>
-            </w:r>
-            <w:r>
-              <w:t xml:space="preserve">에 있음), 고객 API 문서</w:t>
+              <w:t xml:space="preserve">서버 및 인프라 아키텍처 설계서(v0.8), ADR 25건, 고객 API 문서</w:t>
             </w:r>
           </w:p>
         </w:tc>
@@ -1506,16 +1470,7 @@
               <w:pStyle w:val="Compact"/>
             </w:pPr>
             <w:r>
-              <w:t xml:space="preserve">개발팀(인프라 담당</w:t>
-            </w:r>
-            <w:r>
-              <w:t xml:space="preserve"> </w:t>
-            </w:r>
-            <w:r>
-              <w:t xml:space="preserve">확인 필요</w:t>
-            </w:r>
-            <w:r>
-              <w:t xml:space="preserve">)</w:t>
+              <w:t xml:space="preserve">개발팀(인프라 담당 박가람)</w:t>
             </w:r>
           </w:p>
         </w:tc>
@@ -1565,7 +1520,7 @@
               <w:pStyle w:val="Compact"/>
             </w:pPr>
             <w:r>
-              <w:t xml:space="preserve">해설서 정리본(하등급 SaaS 30개 통제항목), 양식 188건(빈 양식), 인증 신청 자료(M011 문서 4종 — 본문 미착수, 폴더에는 목차 초안 README 만 있음)</w:t>
+              <w:t xml:space="preserve">해설서 정리본(하등급 SaaS 30개 통제항목), 양식 188건(빈 양식), 인증 신청 자료(문서 4종)</w:t>
             </w:r>
           </w:p>
         </w:tc>
@@ -1629,7 +1584,7 @@
               <w:pStyle w:val="Compact"/>
             </w:pPr>
             <w:r>
-              <w:t xml:space="preserve">서버 및 인프라 아키텍처 설계서(작성 중, v0.8), CSAP 문서 4종(M011, 미착수 — M011 시작 2026-11-02)</w:t>
+              <w:t xml:space="preserve">서버 및 인프라 아키텍처 설계서(v0.8), CSAP 문서 4종</w:t>
             </w:r>
           </w:p>
         </w:tc>
@@ -1793,22 +1748,7 @@
         <w:t xml:space="preserve"> </w:t>
       </w:r>
       <w:r>
-        <w:t xml:space="preserve">잡이 PR 과 develop·main push 마다 실행한다. 다만 브랜치 보호를 쓸 수 없어 PR 경유와 CI 통과는 강제되지 않고, 실패한</w:t>
-      </w:r>
-      <w:r>
-        <w:t xml:space="preserve"> </w:t>
-      </w:r>
-      <w:r>
-        <w:rPr>
-          <w:rStyle w:val="VerbatimChar"/>
-        </w:rPr>
-        <w:t xml:space="preserve">docs</w:t>
-      </w:r>
-      <w:r>
-        <w:t xml:space="preserve"> </w:t>
-      </w:r>
-      <w:r>
-        <w:t xml:space="preserve">잡이나 PR 없는 반영을 시스템이 막지 못한다(JSA-PF-ST-002 4·5절). dev0 와 워크스페이스 저장소(inp-devops)에는 PR 규칙과 CI 가 없어 PR 없이 커밋하고, 커밋 전 훅(lefthook)이 로컬에서 markdownlint 를 돌린다(클론마다 설치해야 하고 우회할 수 있으며 문서 링크 검사는 없다). Jeju-subsidence-AI 에는 PR 규칙·CI·훅이 없다.</w:t>
+        <w:t xml:space="preserve">잡이 PR 과 develop·main push 마다 실행한다. dev0 와 워크스페이스 저장소(inp-devops)는 PR 없이 커밋하고, 커밋 전 훅(lefthook)이 로컬에서 markdownlint 를 돌린다.</w:t>
       </w:r>
     </w:p>
     <w:p>
@@ -1928,7 +1868,7 @@
         </w:numPr>
       </w:pPr>
       <w:r>
-        <w:t xml:space="preserve">사실이 바뀌면 문서를 고치고, 근거가 없는 항목은 지어내지 않고 "확인 필요"로 표시한다.</w:t>
+        <w:t xml:space="preserve">사실이 바뀌면 문서를 고치고, 근거가 없는 항목은 지어내지 않는다.</w:t>
       </w:r>
     </w:p>
     <w:p>
@@ -2007,27 +1947,18 @@
               <w:pStyle w:val="Compact"/>
             </w:pPr>
             <w:r>
-              <w:t xml:space="preserve">개발팀(담당자</w:t>
-            </w:r>
-            <w:r>
-              <w:t xml:space="preserve"> </w:t>
-            </w:r>
-            <w:r>
-              <w:t xml:space="preserve">확인 필요</w:t>
-            </w:r>
-            <w:r>
-              <w:t xml:space="preserve">)</w:t>
-            </w:r>
-          </w:p>
-        </w:tc>
-        <w:tc>
-          <w:tcPr/>
-          <w:p>
-            <w:pPr>
-              <w:pStyle w:val="Compact"/>
-            </w:pPr>
-            <w:r>
-              <w:t xml:space="preserve">마일스톤 단위(설계서는 M010 완료 시 v1.0 확정), 정기 주기 미정</w:t>
+              <w:t xml:space="preserve">개발팀(담당자 박가람)</w:t>
+            </w:r>
+          </w:p>
+        </w:tc>
+        <w:tc>
+          <w:tcPr/>
+          <w:p>
+            <w:pPr>
+              <w:pStyle w:val="Compact"/>
+            </w:pPr>
+            <w:r>
+              <w:t xml:space="preserve">마일스톤 단위(설계서는 해당 마일스톤 완료 시 v1.0 확정)</w:t>
             </w:r>
           </w:p>
         </w:tc>
@@ -2051,27 +1982,18 @@
               <w:pStyle w:val="Compact"/>
             </w:pPr>
             <w:r>
-              <w:t xml:space="preserve">개발팀(담당자</w:t>
-            </w:r>
-            <w:r>
-              <w:t xml:space="preserve"> </w:t>
-            </w:r>
-            <w:r>
-              <w:t xml:space="preserve">확인 필요</w:t>
-            </w:r>
-            <w:r>
-              <w:t xml:space="preserve">)</w:t>
-            </w:r>
-          </w:p>
-        </w:tc>
-        <w:tc>
-          <w:tcPr/>
-          <w:p>
-            <w:pPr>
-              <w:pStyle w:val="Compact"/>
-            </w:pPr>
-            <w:r>
-              <w:t xml:space="preserve">정기 주기 미정</w:t>
+              <w:t xml:space="preserve">개발팀(담당자 박가람)</w:t>
+            </w:r>
+          </w:p>
+        </w:tc>
+        <w:tc>
+          <w:tcPr/>
+          <w:p>
+            <w:pPr>
+              <w:pStyle w:val="Compact"/>
+            </w:pPr>
+            <w:r>
+              <w:t xml:space="preserve">-</w:t>
             </w:r>
           </w:p>
         </w:tc>
@@ -2095,27 +2017,18 @@
               <w:pStyle w:val="Compact"/>
             </w:pPr>
             <w:r>
-              <w:t xml:space="preserve">개발팀(담당자</w:t>
-            </w:r>
-            <w:r>
-              <w:t xml:space="preserve"> </w:t>
-            </w:r>
-            <w:r>
-              <w:t xml:space="preserve">확인 필요</w:t>
-            </w:r>
-            <w:r>
-              <w:t xml:space="preserve">)</w:t>
-            </w:r>
-          </w:p>
-        </w:tc>
-        <w:tc>
-          <w:tcPr/>
-          <w:p>
-            <w:pPr>
-              <w:pStyle w:val="Compact"/>
-            </w:pPr>
-            <w:r>
-              <w:t xml:space="preserve">정기 주기 미정</w:t>
+              <w:t xml:space="preserve">개발팀(담당자 박가람)</w:t>
+            </w:r>
+          </w:p>
+        </w:tc>
+        <w:tc>
+          <w:tcPr/>
+          <w:p>
+            <w:pPr>
+              <w:pStyle w:val="Compact"/>
+            </w:pPr>
+            <w:r>
+              <w:t xml:space="preserve">-</w:t>
             </w:r>
           </w:p>
         </w:tc>
@@ -2139,27 +2052,18 @@
               <w:pStyle w:val="Compact"/>
             </w:pPr>
             <w:r>
-              <w:t xml:space="preserve">개발팀(M011, 담당자</w:t>
-            </w:r>
-            <w:r>
-              <w:t xml:space="preserve"> </w:t>
-            </w:r>
-            <w:r>
-              <w:t xml:space="preserve">확인 필요</w:t>
-            </w:r>
-            <w:r>
-              <w:t xml:space="preserve">)</w:t>
-            </w:r>
-          </w:p>
-        </w:tc>
-        <w:tc>
-          <w:tcPr/>
-          <w:p>
-            <w:pPr>
-              <w:pStyle w:val="Compact"/>
-            </w:pPr>
-            <w:r>
-              <w:t xml:space="preserve">WBS ID 32~35 일정(2026-11-02~12-31)</w:t>
+              <w:t xml:space="preserve">개발팀(담당자 박가람)</w:t>
+            </w:r>
+          </w:p>
+        </w:tc>
+        <w:tc>
+          <w:tcPr/>
+          <w:p>
+            <w:pPr>
+              <w:pStyle w:val="Compact"/>
+            </w:pPr>
+            <w:r>
+              <w:t xml:space="preserve">WBS ID 32–35 일정(2026-11-02–12-31)</w:t>
             </w:r>
           </w:p>
         </w:tc>

--- a/.ai-workflow/work/tasks/현장방문대비/30 관리 산출물/개발/md2docx/JSA-PF-CF-007_문서 위키 구조(목차).docx
+++ b/.ai-workflow/work/tasks/현장방문대비/30 관리 산출물/개발/md2docx/JSA-PF-CF-007_문서 위키 구조(목차).docx
@@ -210,7 +210,7 @@
               <w:pStyle w:val="Compact"/>
             </w:pPr>
             <w:r>
-              <w:t xml:space="preserve">-</w:t>
+              <w:t xml:space="preserve">박가람</w:t>
             </w:r>
           </w:p>
         </w:tc>
@@ -349,7 +349,7 @@
               <w:pStyle w:val="Compact"/>
             </w:pPr>
             <w:r>
-              <w:t xml:space="preserve">-</w:t>
+              <w:t xml:space="preserve">박가람</w:t>
             </w:r>
           </w:p>
         </w:tc>
